--- a/country_reports/Saudi Arabia Country Report.docx
+++ b/country_reports/Saudi Arabia Country Report.docx
@@ -32,7 +32,7 @@
         <w:pStyle w:val="FirstParagraph"/>
       </w:pPr>
       <w:r>
-        <w:t xml:space="preserve">Saudi Arabia received a score of 85.3 out of 100 for 2024 on the World Bank’s Statistical Performance Indicator (SPI) overall score, which measures a country’s statistical performance around 5 pillars. These 5 pillars are described below. More information on the scoring for specific indicators can be found in the Annex table. Information on how the SPI data are put together can found in a </w:t>
+        <w:t xml:space="preserve">Saudi Arabia received a score of 83.3 out of 100 for 2024 on the World Bank’s Statistical Performance Indicator (SPI) overall score, which measures a country’s statistical performance around 5 pillars. These 5 pillars are described below. More information on the scoring for specific indicators can be found in the Annex table. Information on how the SPI data are put together can found in a </w:t>
       </w:r>
       <w:hyperlink r:id="rId7">
         <w:r>
@@ -168,7 +168,7 @@
           <w:b/>
           <w:bCs/>
         </w:rPr>
-        <w:t>Saudi Arabia received a score of 100 out of 100 for 2024 on the World Bank’s SPI Pillar 5 score.</w:t>
+        <w:t>Saudi Arabia received a score of 90 out of 100 for 2024 on the World Bank’s SPI Pillar 5 score.</w:t>
       </w:r>
     </w:p>
     <w:p>
@@ -713,7 +713,7 @@
           <w:b/>
           <w:bCs/>
         </w:rPr>
-        <w:t>Saudi Arabia received a score of 1 out of 1 for 2024 on this dimension.</w:t>
+        <w:t>Saudi Arabia received a score of 0.9 out of 1 for 2024 on this dimension.</w:t>
       </w:r>
     </w:p>
     <w:p>
@@ -790,7 +790,7 @@
           <w:noProof/>
         </w:rPr>
         <w:drawing>
-          <wp:inline distT="0" distB="0" distL="0" distR="0" wp14:anchorId="368BADDA" wp14:editId="368BADDB">
+          <wp:inline distT="0" distB="0" distL="0" distR="0" wp14:anchorId="4D2E7849" wp14:editId="4D2E784A">
             <wp:extent cx="5943600" cy="3962399"/>
             <wp:effectExtent l="0" t="0" r="0" b="0"/>
             <wp:docPr id="34" name="Picture"/>
@@ -842,7 +842,7 @@
         </w:rPr>
         <w:lastRenderedPageBreak/>
         <w:drawing>
-          <wp:inline distT="0" distB="0" distL="0" distR="0" wp14:anchorId="368BADDC" wp14:editId="368BADDD">
+          <wp:inline distT="0" distB="0" distL="0" distR="0" wp14:anchorId="4D2E784B" wp14:editId="4D2E784C">
             <wp:extent cx="5943600" cy="3962399"/>
             <wp:effectExtent l="0" t="0" r="0" b="0"/>
             <wp:docPr id="37" name="Picture"/>
@@ -904,7 +904,7 @@
           <w:noProof/>
         </w:rPr>
         <w:drawing>
-          <wp:inline distT="0" distB="0" distL="0" distR="0" wp14:anchorId="368BADDE" wp14:editId="368BADDF">
+          <wp:inline distT="0" distB="0" distL="0" distR="0" wp14:anchorId="4D2E784D" wp14:editId="4D2E784E">
             <wp:extent cx="5943600" cy="3962399"/>
             <wp:effectExtent l="0" t="0" r="0" b="0"/>
             <wp:docPr id="41" name="Picture"/>
@@ -956,7 +956,7 @@
         </w:rPr>
         <w:lastRenderedPageBreak/>
         <w:drawing>
-          <wp:inline distT="0" distB="0" distL="0" distR="0" wp14:anchorId="368BADE0" wp14:editId="368BADE1">
+          <wp:inline distT="0" distB="0" distL="0" distR="0" wp14:anchorId="4D2E784F" wp14:editId="4D2E7850">
             <wp:extent cx="5943600" cy="4622800"/>
             <wp:effectExtent l="0" t="0" r="0" b="0"/>
             <wp:docPr id="44" name="Picture"/>
@@ -1018,7 +1018,7 @@
           <w:noProof/>
         </w:rPr>
         <w:drawing>
-          <wp:inline distT="0" distB="0" distL="0" distR="0" wp14:anchorId="368BADE2" wp14:editId="368BADE3">
+          <wp:inline distT="0" distB="0" distL="0" distR="0" wp14:anchorId="4D2E7851" wp14:editId="4D2E7852">
             <wp:extent cx="5943600" cy="3962399"/>
             <wp:effectExtent l="0" t="0" r="0" b="0"/>
             <wp:docPr id="48" name="Picture"/>
@@ -1070,7 +1070,7 @@
         </w:rPr>
         <w:lastRenderedPageBreak/>
         <w:drawing>
-          <wp:inline distT="0" distB="0" distL="0" distR="0" wp14:anchorId="368BADE4" wp14:editId="368BADE5">
+          <wp:inline distT="0" distB="0" distL="0" distR="0" wp14:anchorId="4D2E7853" wp14:editId="4D2E7854">
             <wp:extent cx="5943600" cy="4622800"/>
             <wp:effectExtent l="0" t="0" r="0" b="0"/>
             <wp:docPr id="51" name="Picture"/>
@@ -1132,7 +1132,7 @@
           <w:noProof/>
         </w:rPr>
         <w:drawing>
-          <wp:inline distT="0" distB="0" distL="0" distR="0" wp14:anchorId="368BADE6" wp14:editId="368BADE7">
+          <wp:inline distT="0" distB="0" distL="0" distR="0" wp14:anchorId="4D2E7855" wp14:editId="4D2E7856">
             <wp:extent cx="5943600" cy="3962399"/>
             <wp:effectExtent l="0" t="0" r="0" b="0"/>
             <wp:docPr id="55" name="Picture"/>
@@ -1184,7 +1184,7 @@
         </w:rPr>
         <w:lastRenderedPageBreak/>
         <w:drawing>
-          <wp:inline distT="0" distB="0" distL="0" distR="0" wp14:anchorId="368BADE8" wp14:editId="368BADE9">
+          <wp:inline distT="0" distB="0" distL="0" distR="0" wp14:anchorId="4D2E7857" wp14:editId="4D2E7858">
             <wp:extent cx="5943600" cy="5943600"/>
             <wp:effectExtent l="0" t="0" r="0" b="0"/>
             <wp:docPr id="58" name="Picture"/>
@@ -1246,7 +1246,7 @@
           <w:noProof/>
         </w:rPr>
         <w:drawing>
-          <wp:inline distT="0" distB="0" distL="0" distR="0" wp14:anchorId="368BADEA" wp14:editId="368BADEB">
+          <wp:inline distT="0" distB="0" distL="0" distR="0" wp14:anchorId="4D2E7859" wp14:editId="4D2E785A">
             <wp:extent cx="5943600" cy="3962399"/>
             <wp:effectExtent l="0" t="0" r="0" b="0"/>
             <wp:docPr id="62" name="Picture"/>
@@ -1298,7 +1298,7 @@
         </w:rPr>
         <w:lastRenderedPageBreak/>
         <w:drawing>
-          <wp:inline distT="0" distB="0" distL="0" distR="0" wp14:anchorId="368BADEC" wp14:editId="368BADED">
+          <wp:inline distT="0" distB="0" distL="0" distR="0" wp14:anchorId="4D2E785B" wp14:editId="4D2E785C">
             <wp:extent cx="5943600" cy="5943600"/>
             <wp:effectExtent l="0" t="0" r="0" b="0"/>
             <wp:docPr id="65" name="Picture"/>
@@ -1360,7 +1360,7 @@
           <w:noProof/>
         </w:rPr>
         <w:drawing>
-          <wp:inline distT="0" distB="0" distL="0" distR="0" wp14:anchorId="368BADEE" wp14:editId="368BADEF">
+          <wp:inline distT="0" distB="0" distL="0" distR="0" wp14:anchorId="4D2E785D" wp14:editId="4D2E785E">
             <wp:extent cx="5943600" cy="3962399"/>
             <wp:effectExtent l="0" t="0" r="0" b="0"/>
             <wp:docPr id="69" name="Picture"/>
@@ -1412,7 +1412,7 @@
         </w:rPr>
         <w:lastRenderedPageBreak/>
         <w:drawing>
-          <wp:inline distT="0" distB="0" distL="0" distR="0" wp14:anchorId="368BADF0" wp14:editId="368BADF1">
+          <wp:inline distT="0" distB="0" distL="0" distR="0" wp14:anchorId="4D2E785F" wp14:editId="4D2E7860">
             <wp:extent cx="5943600" cy="5943600"/>
             <wp:effectExtent l="0" t="0" r="0" b="0"/>
             <wp:docPr id="72" name="Picture"/>
@@ -1475,7 +1475,7 @@
           <w:noProof/>
         </w:rPr>
         <w:drawing>
-          <wp:inline distT="0" distB="0" distL="0" distR="0" wp14:anchorId="368BADF2" wp14:editId="368BADF3">
+          <wp:inline distT="0" distB="0" distL="0" distR="0" wp14:anchorId="4D2E7861" wp14:editId="4D2E7862">
             <wp:extent cx="5943600" cy="4160520"/>
             <wp:effectExtent l="0" t="0" r="0" b="0"/>
             <wp:docPr id="77" name="Picture"/>
@@ -1526,7 +1526,7 @@
           <w:noProof/>
         </w:rPr>
         <w:drawing>
-          <wp:inline distT="0" distB="0" distL="0" distR="0" wp14:anchorId="368BADF4" wp14:editId="368BADF5">
+          <wp:inline distT="0" distB="0" distL="0" distR="0" wp14:anchorId="4D2E7863" wp14:editId="4D2E7864">
             <wp:extent cx="5943600" cy="2971800"/>
             <wp:effectExtent l="0" t="0" r="0" b="0"/>
             <wp:docPr id="80" name="Picture"/>
@@ -1578,7 +1578,7 @@
         </w:rPr>
         <w:lastRenderedPageBreak/>
         <w:drawing>
-          <wp:inline distT="0" distB="0" distL="0" distR="0" wp14:anchorId="368BADF6" wp14:editId="368BADF7">
+          <wp:inline distT="0" distB="0" distL="0" distR="0" wp14:anchorId="4D2E7865" wp14:editId="4D2E7866">
             <wp:extent cx="5943600" cy="5349239"/>
             <wp:effectExtent l="0" t="0" r="0" b="0"/>
             <wp:docPr id="83" name="Picture"/>
@@ -1630,7 +1630,7 @@
         </w:rPr>
         <w:lastRenderedPageBreak/>
         <w:drawing>
-          <wp:inline distT="0" distB="0" distL="0" distR="0" wp14:anchorId="368BADF8" wp14:editId="368BADF9">
+          <wp:inline distT="0" distB="0" distL="0" distR="0" wp14:anchorId="4D2E7867" wp14:editId="4D2E7868">
             <wp:extent cx="5943600" cy="4754879"/>
             <wp:effectExtent l="0" t="0" r="0" b="0"/>
             <wp:docPr id="86" name="Picture"/>
@@ -1682,7 +1682,7 @@
         </w:rPr>
         <w:lastRenderedPageBreak/>
         <w:drawing>
-          <wp:inline distT="0" distB="0" distL="0" distR="0" wp14:anchorId="368BADFA" wp14:editId="368BADFB">
+          <wp:inline distT="0" distB="0" distL="0" distR="0" wp14:anchorId="4D2E7869" wp14:editId="4D2E786A">
             <wp:extent cx="5943600" cy="4754879"/>
             <wp:effectExtent l="0" t="0" r="0" b="0"/>
             <wp:docPr id="89" name="Picture"/>
@@ -4586,7 +4586,7 @@
                 <w:sz w:val="22"/>
                 <w:szCs w:val="22"/>
               </w:rPr>
-              <w:t>1</w:t>
+              <w:t>0</w:t>
             </w:r>
           </w:p>
         </w:tc>
@@ -7214,7 +7214,7 @@
   <w:abstractNum w:abstractNumId="10" w15:restartNumberingAfterBreak="0">
     <w:nsid w:val="0000A990"/>
     <w:multiLevelType w:val="multilevel"/>
-    <w:tmpl w:val="16CAB304"/>
+    <w:tmpl w:val="2BDE71EC"/>
     <w:lvl w:ilvl="0">
       <w:numFmt w:val="bullet"/>
       <w:lvlText w:val=" "/>
@@ -7291,7 +7291,7 @@
   <w:abstractNum w:abstractNumId="11" w15:restartNumberingAfterBreak="0">
     <w:nsid w:val="0000A991"/>
     <w:multiLevelType w:val="multilevel"/>
-    <w:tmpl w:val="DA601DF0"/>
+    <w:tmpl w:val="872868A6"/>
     <w:lvl w:ilvl="0">
       <w:numFmt w:val="bullet"/>
       <w:lvlText w:val=""/>
@@ -7654,10 +7654,10 @@
   <w:num w:numId="21" w16cid:durableId="729350383">
     <w:abstractNumId w:val="12"/>
   </w:num>
-  <w:num w:numId="22" w16cid:durableId="463356743">
+  <w:num w:numId="22" w16cid:durableId="1183593705">
     <w:abstractNumId w:val="10"/>
   </w:num>
-  <w:num w:numId="23" w16cid:durableId="9188661">
+  <w:num w:numId="23" w16cid:durableId="523250950">
     <w:abstractNumId w:val="11"/>
   </w:num>
 </w:numbering>
@@ -9391,7 +9391,7 @@
     <w:basedOn w:val="Normal"/>
     <w:link w:val="FooterChar"/>
     <w:unhideWhenUsed/>
-    <w:rsid w:val="000F2F0F"/>
+    <w:rsid w:val="00CB42F9"/>
     <w:pPr>
       <w:tabs>
         <w:tab w:val="center" w:pos="4680"/>
@@ -9404,7 +9404,7 @@
     <w:name w:val="Footer Char"/>
     <w:basedOn w:val="DefaultParagraphFont"/>
     <w:link w:val="Footer"/>
-    <w:rsid w:val="000F2F0F"/>
+    <w:rsid w:val="00CB42F9"/>
   </w:style>
 </w:styles>
 </file>
